--- a/internal-docs/dev/GTM-stage2.docx
+++ b/internal-docs/dev/GTM-stage2.docx
@@ -1826,6 +1826,1026 @@
           </w:p>
         </w:tc>
       </w:tr>
+      <w:tr>
+        <w:tc>
+          <w:tcPr>
+            <w:tcW w:type="dxa" w:w="2700"/>
+            <w:tcMar>
+              <w:top w:type="dxa" w:w="60"/>
+              <w:left w:type="dxa" w:w="90"/>
+              <w:bottom w:type="dxa" w:w="60"/>
+              <w:right w:type="dxa" w:w="90"/>
+            </w:tcMar>
+          </w:tcPr>
+          <w:p>
+            <w:pPr>
+              <w:spacing w:after="0"/>
+            </w:pPr>
+            <w:r>
+              <w:rPr>
+                <w:b w:val="false"/>
+                <w:bCs w:val="false"/>
+                <w:sz w:val="20"/>
+                <w:szCs w:val="20"/>
+              </w:rPr>
+              <w:t xml:space="preserve">Человек Осознанный (@mindful_ru)</w:t>
+            </w:r>
+          </w:p>
+        </w:tc>
+        <w:tc>
+          <w:tcPr>
+            <w:tcW w:type="dxa" w:w="1100"/>
+            <w:tcMar>
+              <w:top w:type="dxa" w:w="60"/>
+              <w:left w:type="dxa" w:w="90"/>
+              <w:bottom w:type="dxa" w:w="60"/>
+              <w:right w:type="dxa" w:w="90"/>
+            </w:tcMar>
+          </w:tcPr>
+          <w:p>
+            <w:pPr>
+              <w:spacing w:after="0"/>
+            </w:pPr>
+            <w:r>
+              <w:rPr>
+                <w:b w:val="false"/>
+                <w:bCs w:val="false"/>
+                <w:sz w:val="20"/>
+                <w:szCs w:val="20"/>
+              </w:rPr>
+              <w:t xml:space="preserve">≈6k</w:t>
+            </w:r>
+          </w:p>
+        </w:tc>
+        <w:tc>
+          <w:tcPr>
+            <w:tcW w:type="dxa" w:w="1300"/>
+            <w:tcMar>
+              <w:top w:type="dxa" w:w="60"/>
+              <w:left w:type="dxa" w:w="90"/>
+              <w:bottom w:type="dxa" w:w="60"/>
+              <w:right w:type="dxa" w:w="90"/>
+            </w:tcMar>
+          </w:tcPr>
+          <w:p>
+            <w:pPr>
+              <w:spacing w:after="0"/>
+            </w:pPr>
+            <w:r>
+              <w:rPr>
+                <w:b w:val="false"/>
+                <w:bCs w:val="false"/>
+                <w:sz w:val="20"/>
+                <w:szCs w:val="20"/>
+              </w:rPr>
+              <w:t xml:space="preserve">высокий</w:t>
+            </w:r>
+          </w:p>
+        </w:tc>
+        <w:tc>
+          <w:tcPr>
+            <w:tcW w:type="dxa" w:w="3900"/>
+            <w:tcMar>
+              <w:top w:type="dxa" w:w="60"/>
+              <w:left w:type="dxa" w:w="90"/>
+              <w:bottom w:type="dxa" w:w="60"/>
+              <w:right w:type="dxa" w:w="90"/>
+            </w:tcMar>
+          </w:tcPr>
+          <w:p>
+            <w:pPr>
+              <w:spacing w:after="0"/>
+            </w:pPr>
+            <w:r>
+              <w:rPr>
+                <w:b w:val="false"/>
+                <w:bCs w:val="false"/>
+                <w:sz w:val="20"/>
+                <w:szCs w:val="20"/>
+              </w:rPr>
+              <w:t xml:space="preserve">Клинический психолог: внимание, стресс, сон и трекеры, «ортосомния», цифровая тревожность — наша тема и научный тон наблюдателя.</w:t>
+            </w:r>
+          </w:p>
+        </w:tc>
+      </w:tr>
+      <w:tr>
+        <w:tc>
+          <w:tcPr>
+            <w:tcW w:type="dxa" w:w="2700"/>
+            <w:tcMar>
+              <w:top w:type="dxa" w:w="60"/>
+              <w:left w:type="dxa" w:w="90"/>
+              <w:bottom w:type="dxa" w:w="60"/>
+              <w:right w:type="dxa" w:w="90"/>
+            </w:tcMar>
+          </w:tcPr>
+          <w:p>
+            <w:pPr>
+              <w:spacing w:after="0"/>
+            </w:pPr>
+            <w:r>
+              <w:rPr>
+                <w:b w:val="false"/>
+                <w:bCs w:val="false"/>
+                <w:sz w:val="20"/>
+                <w:szCs w:val="20"/>
+              </w:rPr>
+              <w:t xml:space="preserve">SW Приложения (@swapplication)</w:t>
+            </w:r>
+          </w:p>
+        </w:tc>
+        <w:tc>
+          <w:tcPr>
+            <w:tcW w:type="dxa" w:w="1100"/>
+            <w:tcMar>
+              <w:top w:type="dxa" w:w="60"/>
+              <w:left w:type="dxa" w:w="90"/>
+              <w:bottom w:type="dxa" w:w="60"/>
+              <w:right w:type="dxa" w:w="90"/>
+            </w:tcMar>
+          </w:tcPr>
+          <w:p>
+            <w:pPr>
+              <w:spacing w:after="0"/>
+            </w:pPr>
+            <w:r>
+              <w:rPr>
+                <w:b w:val="false"/>
+                <w:bCs w:val="false"/>
+                <w:sz w:val="20"/>
+                <w:szCs w:val="20"/>
+              </w:rPr>
+              <w:t xml:space="preserve">≈16.2k</w:t>
+            </w:r>
+          </w:p>
+        </w:tc>
+        <w:tc>
+          <w:tcPr>
+            <w:tcW w:type="dxa" w:w="1300"/>
+            <w:tcMar>
+              <w:top w:type="dxa" w:w="60"/>
+              <w:left w:type="dxa" w:w="90"/>
+              <w:bottom w:type="dxa" w:w="60"/>
+              <w:right w:type="dxa" w:w="90"/>
+            </w:tcMar>
+          </w:tcPr>
+          <w:p>
+            <w:pPr>
+              <w:spacing w:after="0"/>
+            </w:pPr>
+            <w:r>
+              <w:rPr>
+                <w:b w:val="false"/>
+                <w:bCs w:val="false"/>
+                <w:sz w:val="20"/>
+                <w:szCs w:val="20"/>
+              </w:rPr>
+              <w:t xml:space="preserve">высокий</w:t>
+            </w:r>
+          </w:p>
+        </w:tc>
+        <w:tc>
+          <w:tcPr>
+            <w:tcW w:type="dxa" w:w="3900"/>
+            <w:tcMar>
+              <w:top w:type="dxa" w:w="60"/>
+              <w:left w:type="dxa" w:w="90"/>
+              <w:bottom w:type="dxa" w:w="60"/>
+              <w:right w:type="dxa" w:w="90"/>
+            </w:tcMar>
+          </w:tcPr>
+          <w:p>
+            <w:pPr>
+              <w:spacing w:after="0"/>
+            </w:pPr>
+            <w:r>
+              <w:rPr>
+                <w:b w:val="false"/>
+                <w:bCs w:val="false"/>
+                <w:sz w:val="20"/>
+                <w:szCs w:val="20"/>
+              </w:rPr>
+              <w:t xml:space="preserve">Софт для умных часов (WearOS/Android) — аудитория владельцев смарт-часов, которым мало системных функций. Продаёт рекламные подборки.</w:t>
+            </w:r>
+          </w:p>
+        </w:tc>
+      </w:tr>
+      <w:tr>
+        <w:tc>
+          <w:tcPr>
+            <w:tcW w:type="dxa" w:w="2700"/>
+            <w:tcMar>
+              <w:top w:type="dxa" w:w="60"/>
+              <w:left w:type="dxa" w:w="90"/>
+              <w:bottom w:type="dxa" w:w="60"/>
+              <w:right w:type="dxa" w:w="90"/>
+            </w:tcMar>
+          </w:tcPr>
+          <w:p>
+            <w:pPr>
+              <w:spacing w:after="0"/>
+            </w:pPr>
+            <w:r>
+              <w:rPr>
+                <w:b w:val="false"/>
+                <w:bCs w:val="false"/>
+                <w:sz w:val="20"/>
+                <w:szCs w:val="20"/>
+              </w:rPr>
+              <w:t xml:space="preserve">Очень плохие обзоры (@verybadreview)</w:t>
+            </w:r>
+          </w:p>
+        </w:tc>
+        <w:tc>
+          <w:tcPr>
+            <w:tcW w:type="dxa" w:w="1100"/>
+            <w:tcMar>
+              <w:top w:type="dxa" w:w="60"/>
+              <w:left w:type="dxa" w:w="90"/>
+              <w:bottom w:type="dxa" w:w="60"/>
+              <w:right w:type="dxa" w:w="90"/>
+            </w:tcMar>
+          </w:tcPr>
+          <w:p>
+            <w:pPr>
+              <w:spacing w:after="0"/>
+            </w:pPr>
+            <w:r>
+              <w:rPr>
+                <w:b w:val="false"/>
+                <w:bCs w:val="false"/>
+                <w:sz w:val="20"/>
+                <w:szCs w:val="20"/>
+              </w:rPr>
+              <w:t xml:space="preserve">≈13.5k</w:t>
+            </w:r>
+          </w:p>
+        </w:tc>
+        <w:tc>
+          <w:tcPr>
+            <w:tcW w:type="dxa" w:w="1300"/>
+            <w:tcMar>
+              <w:top w:type="dxa" w:w="60"/>
+              <w:left w:type="dxa" w:w="90"/>
+              <w:bottom w:type="dxa" w:w="60"/>
+              <w:right w:type="dxa" w:w="90"/>
+            </w:tcMar>
+          </w:tcPr>
+          <w:p>
+            <w:pPr>
+              <w:spacing w:after="0"/>
+            </w:pPr>
+            <w:r>
+              <w:rPr>
+                <w:b w:val="false"/>
+                <w:bCs w:val="false"/>
+                <w:sz w:val="20"/>
+                <w:szCs w:val="20"/>
+              </w:rPr>
+              <w:t xml:space="preserve">хороший</w:t>
+            </w:r>
+          </w:p>
+        </w:tc>
+        <w:tc>
+          <w:tcPr>
+            <w:tcW w:type="dxa" w:w="3900"/>
+            <w:tcMar>
+              <w:top w:type="dxa" w:w="60"/>
+              <w:left w:type="dxa" w:w="90"/>
+              <w:bottom w:type="dxa" w:w="60"/>
+              <w:right w:type="dxa" w:w="90"/>
+            </w:tcMar>
+          </w:tcPr>
+          <w:p>
+            <w:pPr>
+              <w:spacing w:after="0"/>
+            </w:pPr>
+            <w:r>
+              <w:rPr>
+                <w:b w:val="false"/>
+                <w:bCs w:val="false"/>
+                <w:sz w:val="20"/>
+                <w:szCs w:val="20"/>
+              </w:rPr>
+              <w:t xml:space="preserve">Обзоры гаджетов и смарт-часов/трекеров (Amazfit, Huawei Watch) — Android-аудитория носимых.</w:t>
+            </w:r>
+          </w:p>
+        </w:tc>
+      </w:tr>
+      <w:tr>
+        <w:tc>
+          <w:tcPr>
+            <w:tcW w:type="dxa" w:w="2700"/>
+            <w:tcMar>
+              <w:top w:type="dxa" w:w="60"/>
+              <w:left w:type="dxa" w:w="90"/>
+              <w:bottom w:type="dxa" w:w="60"/>
+              <w:right w:type="dxa" w:w="90"/>
+            </w:tcMar>
+          </w:tcPr>
+          <w:p>
+            <w:pPr>
+              <w:spacing w:after="0"/>
+            </w:pPr>
+            <w:r>
+              <w:rPr>
+                <w:b w:val="false"/>
+                <w:bCs w:val="false"/>
+                <w:sz w:val="20"/>
+                <w:szCs w:val="20"/>
+              </w:rPr>
+              <w:t xml:space="preserve">CleverMind (@clevermindru_official)</w:t>
+            </w:r>
+          </w:p>
+        </w:tc>
+        <w:tc>
+          <w:tcPr>
+            <w:tcW w:type="dxa" w:w="1100"/>
+            <w:tcMar>
+              <w:top w:type="dxa" w:w="60"/>
+              <w:left w:type="dxa" w:w="90"/>
+              <w:bottom w:type="dxa" w:w="60"/>
+              <w:right w:type="dxa" w:w="90"/>
+            </w:tcMar>
+          </w:tcPr>
+          <w:p>
+            <w:pPr>
+              <w:spacing w:after="0"/>
+            </w:pPr>
+            <w:r>
+              <w:rPr>
+                <w:b w:val="false"/>
+                <w:bCs w:val="false"/>
+                <w:sz w:val="20"/>
+                <w:szCs w:val="20"/>
+              </w:rPr>
+              <w:t xml:space="preserve">≈28.8k</w:t>
+            </w:r>
+          </w:p>
+        </w:tc>
+        <w:tc>
+          <w:tcPr>
+            <w:tcW w:type="dxa" w:w="1300"/>
+            <w:tcMar>
+              <w:top w:type="dxa" w:w="60"/>
+              <w:left w:type="dxa" w:w="90"/>
+              <w:bottom w:type="dxa" w:w="60"/>
+              <w:right w:type="dxa" w:w="90"/>
+            </w:tcMar>
+          </w:tcPr>
+          <w:p>
+            <w:pPr>
+              <w:spacing w:after="0"/>
+            </w:pPr>
+            <w:r>
+              <w:rPr>
+                <w:b w:val="false"/>
+                <w:bCs w:val="false"/>
+                <w:sz w:val="20"/>
+                <w:szCs w:val="20"/>
+              </w:rPr>
+              <w:t xml:space="preserve">хороший</w:t>
+            </w:r>
+          </w:p>
+        </w:tc>
+        <w:tc>
+          <w:tcPr>
+            <w:tcW w:type="dxa" w:w="3900"/>
+            <w:tcMar>
+              <w:top w:type="dxa" w:w="60"/>
+              <w:left w:type="dxa" w:w="90"/>
+              <w:bottom w:type="dxa" w:w="60"/>
+              <w:right w:type="dxa" w:w="90"/>
+            </w:tcMar>
+          </w:tcPr>
+          <w:p>
+            <w:pPr>
+              <w:spacing w:after="0"/>
+            </w:pPr>
+            <w:r>
+              <w:rPr>
+                <w:b w:val="false"/>
+                <w:bCs w:val="false"/>
+                <w:sz w:val="20"/>
+                <w:szCs w:val="20"/>
+              </w:rPr>
+              <w:t xml:space="preserve">Ноотропы, биохакинг, мозг, усталость, самочувствие. Крупный, в целевом диапазоне.</w:t>
+            </w:r>
+          </w:p>
+        </w:tc>
+      </w:tr>
+      <w:tr>
+        <w:tc>
+          <w:tcPr>
+            <w:tcW w:type="dxa" w:w="2700"/>
+            <w:tcMar>
+              <w:top w:type="dxa" w:w="60"/>
+              <w:left w:type="dxa" w:w="90"/>
+              <w:bottom w:type="dxa" w:w="60"/>
+              <w:right w:type="dxa" w:w="90"/>
+            </w:tcMar>
+          </w:tcPr>
+          <w:p>
+            <w:pPr>
+              <w:spacing w:after="0"/>
+            </w:pPr>
+            <w:r>
+              <w:rPr>
+                <w:b w:val="false"/>
+                <w:bCs w:val="false"/>
+                <w:sz w:val="20"/>
+                <w:szCs w:val="20"/>
+              </w:rPr>
+              <w:t xml:space="preserve">Биохакинг (@hack_bio)</w:t>
+            </w:r>
+          </w:p>
+        </w:tc>
+        <w:tc>
+          <w:tcPr>
+            <w:tcW w:type="dxa" w:w="1100"/>
+            <w:tcMar>
+              <w:top w:type="dxa" w:w="60"/>
+              <w:left w:type="dxa" w:w="90"/>
+              <w:bottom w:type="dxa" w:w="60"/>
+              <w:right w:type="dxa" w:w="90"/>
+            </w:tcMar>
+          </w:tcPr>
+          <w:p>
+            <w:pPr>
+              <w:spacing w:after="0"/>
+            </w:pPr>
+            <w:r>
+              <w:rPr>
+                <w:b w:val="false"/>
+                <w:bCs w:val="false"/>
+                <w:sz w:val="20"/>
+                <w:szCs w:val="20"/>
+              </w:rPr>
+              <w:t xml:space="preserve">≈18.7k</w:t>
+            </w:r>
+          </w:p>
+        </w:tc>
+        <w:tc>
+          <w:tcPr>
+            <w:tcW w:type="dxa" w:w="1300"/>
+            <w:tcMar>
+              <w:top w:type="dxa" w:w="60"/>
+              <w:left w:type="dxa" w:w="90"/>
+              <w:bottom w:type="dxa" w:w="60"/>
+              <w:right w:type="dxa" w:w="90"/>
+            </w:tcMar>
+          </w:tcPr>
+          <w:p>
+            <w:pPr>
+              <w:spacing w:after="0"/>
+            </w:pPr>
+            <w:r>
+              <w:rPr>
+                <w:b w:val="false"/>
+                <w:bCs w:val="false"/>
+                <w:sz w:val="20"/>
+                <w:szCs w:val="20"/>
+              </w:rPr>
+              <w:t xml:space="preserve">средне-высокий</w:t>
+            </w:r>
+          </w:p>
+        </w:tc>
+        <w:tc>
+          <w:tcPr>
+            <w:tcW w:type="dxa" w:w="3900"/>
+            <w:tcMar>
+              <w:top w:type="dxa" w:w="60"/>
+              <w:left w:type="dxa" w:w="90"/>
+              <w:bottom w:type="dxa" w:w="60"/>
+              <w:right w:type="dxa" w:w="90"/>
+            </w:tcMar>
+          </w:tcPr>
+          <w:p>
+            <w:pPr>
+              <w:spacing w:after="0"/>
+            </w:pPr>
+            <w:r>
+              <w:rPr>
+                <w:b w:val="false"/>
+                <w:bCs w:val="false"/>
+                <w:sz w:val="20"/>
+                <w:szCs w:val="20"/>
+              </w:rPr>
+              <w:t xml:space="preserve">Биохакинг от проверенных экспертов (хроническая усталость и т.п.).</w:t>
+            </w:r>
+          </w:p>
+        </w:tc>
+      </w:tr>
+      <w:tr>
+        <w:tc>
+          <w:tcPr>
+            <w:tcW w:type="dxa" w:w="2700"/>
+            <w:tcMar>
+              <w:top w:type="dxa" w:w="60"/>
+              <w:left w:type="dxa" w:w="90"/>
+              <w:bottom w:type="dxa" w:w="60"/>
+              <w:right w:type="dxa" w:w="90"/>
+            </w:tcMar>
+          </w:tcPr>
+          <w:p>
+            <w:pPr>
+              <w:spacing w:after="0"/>
+            </w:pPr>
+            <w:r>
+              <w:rPr>
+                <w:b w:val="false"/>
+                <w:bCs w:val="false"/>
+                <w:sz w:val="20"/>
+                <w:szCs w:val="20"/>
+              </w:rPr>
+              <w:t xml:space="preserve">Доктор Галеева (@doctor_galeeva)</w:t>
+            </w:r>
+          </w:p>
+        </w:tc>
+        <w:tc>
+          <w:tcPr>
+            <w:tcW w:type="dxa" w:w="1100"/>
+            <w:tcMar>
+              <w:top w:type="dxa" w:w="60"/>
+              <w:left w:type="dxa" w:w="90"/>
+              <w:bottom w:type="dxa" w:w="60"/>
+              <w:right w:type="dxa" w:w="90"/>
+            </w:tcMar>
+          </w:tcPr>
+          <w:p>
+            <w:pPr>
+              <w:spacing w:after="0"/>
+            </w:pPr>
+            <w:r>
+              <w:rPr>
+                <w:b w:val="false"/>
+                <w:bCs w:val="false"/>
+                <w:sz w:val="20"/>
+                <w:szCs w:val="20"/>
+              </w:rPr>
+              <w:t xml:space="preserve">≈28.8k</w:t>
+            </w:r>
+          </w:p>
+        </w:tc>
+        <w:tc>
+          <w:tcPr>
+            <w:tcW w:type="dxa" w:w="1300"/>
+            <w:tcMar>
+              <w:top w:type="dxa" w:w="60"/>
+              <w:left w:type="dxa" w:w="90"/>
+              <w:bottom w:type="dxa" w:w="60"/>
+              <w:right w:type="dxa" w:w="90"/>
+            </w:tcMar>
+          </w:tcPr>
+          <w:p>
+            <w:pPr>
+              <w:spacing w:after="0"/>
+            </w:pPr>
+            <w:r>
+              <w:rPr>
+                <w:b w:val="false"/>
+                <w:bCs w:val="false"/>
+                <w:sz w:val="20"/>
+                <w:szCs w:val="20"/>
+              </w:rPr>
+              <w:t xml:space="preserve">средний</w:t>
+            </w:r>
+          </w:p>
+        </w:tc>
+        <w:tc>
+          <w:tcPr>
+            <w:tcW w:type="dxa" w:w="3900"/>
+            <w:tcMar>
+              <w:top w:type="dxa" w:w="60"/>
+              <w:left w:type="dxa" w:w="90"/>
+              <w:bottom w:type="dxa" w:w="60"/>
+              <w:right w:type="dxa" w:w="90"/>
+            </w:tcMar>
+          </w:tcPr>
+          <w:p>
+            <w:pPr>
+              <w:spacing w:after="0"/>
+            </w:pPr>
+            <w:r>
+              <w:rPr>
+                <w:b w:val="false"/>
+                <w:bCs w:val="false"/>
+                <w:sz w:val="20"/>
+                <w:szCs w:val="20"/>
+              </w:rPr>
+              <w:t xml:space="preserve">Невролог-сомнолог, много про сон (длительность, хронотип). Клинический + спонсорские посты.</w:t>
+            </w:r>
+          </w:p>
+        </w:tc>
+      </w:tr>
+      <w:tr>
+        <w:tc>
+          <w:tcPr>
+            <w:tcW w:type="dxa" w:w="2700"/>
+            <w:tcMar>
+              <w:top w:type="dxa" w:w="60"/>
+              <w:left w:type="dxa" w:w="90"/>
+              <w:bottom w:type="dxa" w:w="60"/>
+              <w:right w:type="dxa" w:w="90"/>
+            </w:tcMar>
+          </w:tcPr>
+          <w:p>
+            <w:pPr>
+              <w:spacing w:after="0"/>
+            </w:pPr>
+            <w:r>
+              <w:rPr>
+                <w:b w:val="false"/>
+                <w:bCs w:val="false"/>
+                <w:sz w:val="20"/>
+                <w:szCs w:val="20"/>
+              </w:rPr>
+              <w:t xml:space="preserve">Сомнолог Бузунов (@SomnologBuzunov)</w:t>
+            </w:r>
+          </w:p>
+        </w:tc>
+        <w:tc>
+          <w:tcPr>
+            <w:tcW w:type="dxa" w:w="1100"/>
+            <w:tcMar>
+              <w:top w:type="dxa" w:w="60"/>
+              <w:left w:type="dxa" w:w="90"/>
+              <w:bottom w:type="dxa" w:w="60"/>
+              <w:right w:type="dxa" w:w="90"/>
+            </w:tcMar>
+          </w:tcPr>
+          <w:p>
+            <w:pPr>
+              <w:spacing w:after="0"/>
+            </w:pPr>
+            <w:r>
+              <w:rPr>
+                <w:b w:val="false"/>
+                <w:bCs w:val="false"/>
+                <w:sz w:val="20"/>
+                <w:szCs w:val="20"/>
+              </w:rPr>
+              <w:t xml:space="preserve">≈7.8k</w:t>
+            </w:r>
+          </w:p>
+        </w:tc>
+        <w:tc>
+          <w:tcPr>
+            <w:tcW w:type="dxa" w:w="1300"/>
+            <w:tcMar>
+              <w:top w:type="dxa" w:w="60"/>
+              <w:left w:type="dxa" w:w="90"/>
+              <w:bottom w:type="dxa" w:w="60"/>
+              <w:right w:type="dxa" w:w="90"/>
+            </w:tcMar>
+          </w:tcPr>
+          <w:p>
+            <w:pPr>
+              <w:spacing w:after="0"/>
+            </w:pPr>
+            <w:r>
+              <w:rPr>
+                <w:b w:val="false"/>
+                <w:bCs w:val="false"/>
+                <w:sz w:val="20"/>
+                <w:szCs w:val="20"/>
+              </w:rPr>
+              <w:t xml:space="preserve">средний</w:t>
+            </w:r>
+          </w:p>
+        </w:tc>
+        <w:tc>
+          <w:tcPr>
+            <w:tcW w:type="dxa" w:w="3900"/>
+            <w:tcMar>
+              <w:top w:type="dxa" w:w="60"/>
+              <w:left w:type="dxa" w:w="90"/>
+              <w:bottom w:type="dxa" w:w="60"/>
+              <w:right w:type="dxa" w:w="90"/>
+            </w:tcMar>
+          </w:tcPr>
+          <w:p>
+            <w:pPr>
+              <w:spacing w:after="0"/>
+            </w:pPr>
+            <w:r>
+              <w:rPr>
+                <w:b w:val="false"/>
+                <w:bCs w:val="false"/>
+                <w:sz w:val="20"/>
+                <w:szCs w:val="20"/>
+              </w:rPr>
+              <w:t xml:space="preserve">Научный сомнолог: сон, стресс, выгорание, бессонница. Много промо лекций/курсов.</w:t>
+            </w:r>
+          </w:p>
+        </w:tc>
+      </w:tr>
+      <w:tr>
+        <w:tc>
+          <w:tcPr>
+            <w:tcW w:type="dxa" w:w="2700"/>
+            <w:tcMar>
+              <w:top w:type="dxa" w:w="60"/>
+              <w:left w:type="dxa" w:w="90"/>
+              <w:bottom w:type="dxa" w:w="60"/>
+              <w:right w:type="dxa" w:w="90"/>
+            </w:tcMar>
+          </w:tcPr>
+          <w:p>
+            <w:pPr>
+              <w:spacing w:after="0"/>
+            </w:pPr>
+            <w:r>
+              <w:rPr>
+                <w:b w:val="false"/>
+                <w:bCs w:val="false"/>
+                <w:sz w:val="20"/>
+                <w:szCs w:val="20"/>
+              </w:rPr>
+              <w:t xml:space="preserve">Настигло (@travkinatxt)</w:t>
+            </w:r>
+          </w:p>
+        </w:tc>
+        <w:tc>
+          <w:tcPr>
+            <w:tcW w:type="dxa" w:w="1100"/>
+            <w:tcMar>
+              <w:top w:type="dxa" w:w="60"/>
+              <w:left w:type="dxa" w:w="90"/>
+              <w:bottom w:type="dxa" w:w="60"/>
+              <w:right w:type="dxa" w:w="90"/>
+            </w:tcMar>
+          </w:tcPr>
+          <w:p>
+            <w:pPr>
+              <w:spacing w:after="0"/>
+            </w:pPr>
+            <w:r>
+              <w:rPr>
+                <w:b w:val="false"/>
+                <w:bCs w:val="false"/>
+                <w:sz w:val="20"/>
+                <w:szCs w:val="20"/>
+              </w:rPr>
+              <w:t xml:space="preserve">≈6.9k</w:t>
+            </w:r>
+          </w:p>
+        </w:tc>
+        <w:tc>
+          <w:tcPr>
+            <w:tcW w:type="dxa" w:w="1300"/>
+            <w:tcMar>
+              <w:top w:type="dxa" w:w="60"/>
+              <w:left w:type="dxa" w:w="90"/>
+              <w:bottom w:type="dxa" w:w="60"/>
+              <w:right w:type="dxa" w:w="90"/>
+            </w:tcMar>
+          </w:tcPr>
+          <w:p>
+            <w:pPr>
+              <w:spacing w:after="0"/>
+            </w:pPr>
+            <w:r>
+              <w:rPr>
+                <w:b w:val="false"/>
+                <w:bCs w:val="false"/>
+                <w:sz w:val="20"/>
+                <w:szCs w:val="20"/>
+              </w:rPr>
+              <w:t xml:space="preserve">средний</w:t>
+            </w:r>
+          </w:p>
+        </w:tc>
+        <w:tc>
+          <w:tcPr>
+            <w:tcW w:type="dxa" w:w="3900"/>
+            <w:tcMar>
+              <w:top w:type="dxa" w:w="60"/>
+              <w:left w:type="dxa" w:w="90"/>
+              <w:bottom w:type="dxa" w:w="60"/>
+              <w:right w:type="dxa" w:w="90"/>
+            </w:tcMar>
+          </w:tcPr>
+          <w:p>
+            <w:pPr>
+              <w:spacing w:after="0"/>
+            </w:pPr>
+            <w:r>
+              <w:rPr>
+                <w:b w:val="false"/>
+                <w:bCs w:val="false"/>
+                <w:sz w:val="20"/>
+                <w:szCs w:val="20"/>
+              </w:rPr>
+              <w:t xml:space="preserve">Нейронаука/мозг (автор книги Homo Mutabilis), но много личных эссе и «рекламу не шлите» — только органика/контент.</w:t>
+            </w:r>
+          </w:p>
+        </w:tc>
+      </w:tr>
+      <w:tr>
+        <w:tc>
+          <w:tcPr>
+            <w:tcW w:type="dxa" w:w="2700"/>
+            <w:tcMar>
+              <w:top w:type="dxa" w:w="60"/>
+              <w:left w:type="dxa" w:w="90"/>
+              <w:bottom w:type="dxa" w:w="60"/>
+              <w:right w:type="dxa" w:w="90"/>
+            </w:tcMar>
+          </w:tcPr>
+          <w:p>
+            <w:pPr>
+              <w:spacing w:after="0"/>
+            </w:pPr>
+            <w:r>
+              <w:rPr>
+                <w:b w:val="false"/>
+                <w:bCs w:val="false"/>
+                <w:sz w:val="20"/>
+                <w:szCs w:val="20"/>
+              </w:rPr>
+              <w:t xml:space="preserve">Школа Осознанности (@mindfulneschool)</w:t>
+            </w:r>
+          </w:p>
+        </w:tc>
+        <w:tc>
+          <w:tcPr>
+            <w:tcW w:type="dxa" w:w="1100"/>
+            <w:tcMar>
+              <w:top w:type="dxa" w:w="60"/>
+              <w:left w:type="dxa" w:w="90"/>
+              <w:bottom w:type="dxa" w:w="60"/>
+              <w:right w:type="dxa" w:w="90"/>
+            </w:tcMar>
+          </w:tcPr>
+          <w:p>
+            <w:pPr>
+              <w:spacing w:after="0"/>
+            </w:pPr>
+            <w:r>
+              <w:rPr>
+                <w:b w:val="false"/>
+                <w:bCs w:val="false"/>
+                <w:sz w:val="20"/>
+                <w:szCs w:val="20"/>
+              </w:rPr>
+              <w:t xml:space="preserve">≈4.8k</w:t>
+            </w:r>
+          </w:p>
+        </w:tc>
+        <w:tc>
+          <w:tcPr>
+            <w:tcW w:type="dxa" w:w="1300"/>
+            <w:tcMar>
+              <w:top w:type="dxa" w:w="60"/>
+              <w:left w:type="dxa" w:w="90"/>
+              <w:bottom w:type="dxa" w:w="60"/>
+              <w:right w:type="dxa" w:w="90"/>
+            </w:tcMar>
+          </w:tcPr>
+          <w:p>
+            <w:pPr>
+              <w:spacing w:after="0"/>
+            </w:pPr>
+            <w:r>
+              <w:rPr>
+                <w:b w:val="false"/>
+                <w:bCs w:val="false"/>
+                <w:sz w:val="20"/>
+                <w:szCs w:val="20"/>
+              </w:rPr>
+              <w:t xml:space="preserve">средне-низкий</w:t>
+            </w:r>
+          </w:p>
+        </w:tc>
+        <w:tc>
+          <w:tcPr>
+            <w:tcW w:type="dxa" w:w="3900"/>
+            <w:tcMar>
+              <w:top w:type="dxa" w:w="60"/>
+              <w:left w:type="dxa" w:w="90"/>
+              <w:bottom w:type="dxa" w:w="60"/>
+              <w:right w:type="dxa" w:w="90"/>
+            </w:tcMar>
+          </w:tcPr>
+          <w:p>
+            <w:pPr>
+              <w:spacing w:after="0"/>
+            </w:pPr>
+            <w:r>
+              <w:rPr>
+                <w:b w:val="false"/>
+                <w:bCs w:val="false"/>
+                <w:sz w:val="20"/>
+                <w:szCs w:val="20"/>
+              </w:rPr>
+              <w:t xml:space="preserve">Осознанность/медитация, больше философско-духовный тон + продажа курсов.</w:t>
+            </w:r>
+          </w:p>
+        </w:tc>
+      </w:tr>
+      <w:tr>
+        <w:tc>
+          <w:tcPr>
+            <w:tcW w:type="dxa" w:w="2700"/>
+            <w:tcMar>
+              <w:top w:type="dxa" w:w="60"/>
+              <w:left w:type="dxa" w:w="90"/>
+              <w:bottom w:type="dxa" w:w="60"/>
+              <w:right w:type="dxa" w:w="90"/>
+            </w:tcMar>
+          </w:tcPr>
+          <w:p>
+            <w:pPr>
+              <w:spacing w:after="0"/>
+            </w:pPr>
+            <w:r>
+              <w:rPr>
+                <w:b w:val="false"/>
+                <w:bCs w:val="false"/>
+                <w:sz w:val="20"/>
+                <w:szCs w:val="20"/>
+              </w:rPr>
+              <w:t xml:space="preserve">Про Часы (@prochasyblog)</w:t>
+            </w:r>
+          </w:p>
+        </w:tc>
+        <w:tc>
+          <w:tcPr>
+            <w:tcW w:type="dxa" w:w="1100"/>
+            <w:tcMar>
+              <w:top w:type="dxa" w:w="60"/>
+              <w:left w:type="dxa" w:w="90"/>
+              <w:bottom w:type="dxa" w:w="60"/>
+              <w:right w:type="dxa" w:w="90"/>
+            </w:tcMar>
+          </w:tcPr>
+          <w:p>
+            <w:pPr>
+              <w:spacing w:after="0"/>
+            </w:pPr>
+            <w:r>
+              <w:rPr>
+                <w:b w:val="false"/>
+                <w:bCs w:val="false"/>
+                <w:sz w:val="20"/>
+                <w:szCs w:val="20"/>
+              </w:rPr>
+              <w:t xml:space="preserve">≈8.8k</w:t>
+            </w:r>
+          </w:p>
+        </w:tc>
+        <w:tc>
+          <w:tcPr>
+            <w:tcW w:type="dxa" w:w="1300"/>
+            <w:tcMar>
+              <w:top w:type="dxa" w:w="60"/>
+              <w:left w:type="dxa" w:w="90"/>
+              <w:bottom w:type="dxa" w:w="60"/>
+              <w:right w:type="dxa" w:w="90"/>
+            </w:tcMar>
+          </w:tcPr>
+          <w:p>
+            <w:pPr>
+              <w:spacing w:after="0"/>
+            </w:pPr>
+            <w:r>
+              <w:rPr>
+                <w:b w:val="false"/>
+                <w:bCs w:val="false"/>
+                <w:sz w:val="20"/>
+                <w:szCs w:val="20"/>
+              </w:rPr>
+              <w:t xml:space="preserve">средне-низкий</w:t>
+            </w:r>
+          </w:p>
+        </w:tc>
+        <w:tc>
+          <w:tcPr>
+            <w:tcW w:type="dxa" w:w="3900"/>
+            <w:tcMar>
+              <w:top w:type="dxa" w:w="60"/>
+              <w:left w:type="dxa" w:w="90"/>
+              <w:bottom w:type="dxa" w:w="60"/>
+              <w:right w:type="dxa" w:w="90"/>
+            </w:tcMar>
+          </w:tcPr>
+          <w:p>
+            <w:pPr>
+              <w:spacing w:after="0"/>
+            </w:pPr>
+            <w:r>
+              <w:rPr>
+                <w:b w:val="false"/>
+                <w:bCs w:val="false"/>
+                <w:sz w:val="20"/>
+                <w:szCs w:val="20"/>
+              </w:rPr>
+              <w:t xml:space="preserve">Обзоры часов — больше классика, иногда браслеты. Запасной вариант по носимым.</w:t>
+            </w:r>
+          </w:p>
+        </w:tc>
+      </w:tr>
     </w:tbl>
     <w:p>
       <w:pPr>
@@ -2083,6 +3103,23 @@
           <w:szCs w:val="22"/>
         </w:rPr>
         <w:t xml:space="preserve">Стадия 2 (с бюджетом): лить в те же fit-пулы + lookalike + микро-инфлюенсеры, никакого слепого широкого охвата. Оружие ранжирования — сильный ретеншн (D7 76% на тёплых) + глубина вовлечённости (Calls/DAU).</w:t>
+      </w:r>
+    </w:p>
+    <w:p>
+      <w:pPr>
+        <w:pStyle w:val="ListParagraph"/>
+        <w:numPr>
+          <w:ilvl w:val="0"/>
+          <w:numId w:val="2"/>
+        </w:numPr>
+        <w:spacing w:after="60"/>
+      </w:pPr>
+      <w:r>
+        <w:rPr>
+          <w:sz w:val="22"/>
+          <w:szCs w:val="22"/>
+        </w:rPr>
+        <w:t xml:space="preserve">Бюджет Стадии 2 — траншами (первый ≈300k, транши идут последовательно). Основной канал — Telegram: платные интеграции в нишевых каналах из списка выше. Добор/альтернативы — Яндекс.Директ и РСЯ (веб) и реклама приложений в Яндексе. Каждый канал под правило D7 ≥ 40%: бюджет перетекает к тем, кто держит удержание.</w:t>
       </w:r>
     </w:p>
     <w:p>
